--- a/결과물/출고_FR_20260929/혼공독해교재_공통영어2_YBM(박)_1과FurtherReading_02_지문분석지.docx
+++ b/결과물/출고_FR_20260929/혼공독해교재_공통영어2_YBM(박)_1과FurtherReading_02_지문분석지.docx
@@ -3252,7 +3252,7 @@
               <w:sz w:val="20"/>
               <w:szCs w:val="20"/>
             </w:rPr>
-            <w:t xml:space="preserve"> lead A to V: A(이/가) ~하게 만들다</w:t>
+            <w:t xml:space="preserve"> 전치사 + 관계대명사 in which: S′(이/가) V′하는 N</w:t>
           </w:r>
           <w:r>
             <w:rPr>
@@ -3262,7 +3262,7 @@
               <w:sz w:val="18"/>
               <w:szCs w:val="18"/>
             </w:rPr>
-            <w:t xml:space="preserve"> [2번 문장]</w:t>
+            <w:t xml:space="preserve"> [4번 문장]</w:t>
           </w:r>
           <w:r>
             <w:rPr>
@@ -3279,14 +3279,14 @@
               <w:sz w:val="20"/>
               <w:szCs w:val="20"/>
             </w:rPr>
-            <w:t xml:space="preserve">can lead you to be trapped in an “echo chamber.”</w:t>
-          </w:r>
-          <w:r>
-            <w:rPr>
-              <w:sz w:val="20"/>
-              <w:szCs w:val="20"/>
-            </w:rPr>
-            <w:t xml:space="preserve"> — 공식: lead A to V — A(이/가) ~하게 이끌다(만들다). can = ~할 수 있다, A = you(당신), to V = to be trapped(갇히게 되다: be p.p. 수동), in an “echo chamber” = 에코 챔버 안에. → 당신이 에코 챔버에 갇히게 만들 수 있다. 당신은 스스로 가두는 쪽이 아니라 ‘갇히는’ 쪽이라 to 뒤에 수동 be trapped를 쓴다.</w:t>
+            <w:t xml:space="preserve">any situation in which you only hear opinions</w:t>
+          </w:r>
+          <w:r>
+            <w:rPr>
+              <w:sz w:val="20"/>
+              <w:szCs w:val="20"/>
+            </w:rPr>
+            <w:t xml:space="preserve"> — 공식: N + in which S′ V′ — S′(이/가) V′하는 N(그 N 안에서). N = any situation(모든 상황), in which = 그 상황 안에서, S′ = you(당신), only = ~만(뒤의 opinions를 한정), V′ = hear(듣다), 목적어 = opinions(의견들). → 당신이 의견들만 듣는 모든 상황. in which 뒤에는 주어와 목적어를 모두 갖춘 완전한 절이 온다.</w:t>
           </w:r>
         </w:p>
         <w:p>
@@ -3312,7 +3312,7 @@
               <w:sz w:val="20"/>
               <w:szCs w:val="20"/>
             </w:rPr>
-            <w:t xml:space="preserve"> 전치사 + 관계대명사 in which: S′(이/가) V′하는 N</w:t>
+            <w:t xml:space="preserve"> not always: 항상 ~인 것은 아니다 (부분 부정)</w:t>
           </w:r>
           <w:r>
             <w:rPr>
@@ -3322,7 +3322,7 @@
               <w:sz w:val="18"/>
               <w:szCs w:val="18"/>
             </w:rPr>
-            <w:t xml:space="preserve"> [4번 문장]</w:t>
+            <w:t xml:space="preserve"> [9번 문장]</w:t>
           </w:r>
           <w:r>
             <w:rPr>
@@ -3339,14 +3339,14 @@
               <w:sz w:val="20"/>
               <w:szCs w:val="20"/>
             </w:rPr>
-            <w:t xml:space="preserve">any situation in which you only hear opinions</w:t>
-          </w:r>
-          <w:r>
-            <w:rPr>
-              <w:sz w:val="20"/>
-              <w:szCs w:val="20"/>
-            </w:rPr>
-            <w:t xml:space="preserve"> — 공식: N + in which S′ V′ — S′(이/가) V′하는 N(그 N 안에서). N = any situation(모든 상황), in which = 그 상황 안에서, S′ = you(당신), only = ~만(뒤의 opinions를 한정), V′ = hear(듣다), 목적어 = opinions(의견들). → 당신이 의견들만 듣는 모든 상황. in which 뒤에는 주어와 목적어를 모두 갖춘 완전한 절이 온다.</w:t>
+            <w:t xml:space="preserve">it doesn’t always mean that it is true</w:t>
+          </w:r>
+          <w:r>
+            <w:rPr>
+              <w:sz w:val="20"/>
+              <w:szCs w:val="20"/>
+            </w:rPr>
+            <w:t xml:space="preserve"> — 공식: not always — 항상 ~인 것은 아니다(부분 부정). it = 그것(어떤 것이 사실이기를 원하는 것), doesn’t always mean = 항상 의미하는 것은 아니다, that it is true = 그것(사실이기를 원하는 어떤 것)이 사실이라는 것. → 그것이 항상 그것이 사실이라는 것을 의미하는 것은 아니다. ‘절대 아니다’가 아니라 ‘늘 그런 것은 아니다’라는 뜻이다.</w:t>
           </w:r>
         </w:p>
         <w:p>
@@ -3364,66 +3364,6 @@
               <w:szCs w:val="20"/>
             </w:rPr>
             <w:t xml:space="preserve">③</w:t>
-          </w:r>
-          <w:r>
-            <w:rPr>
-              <w:b/>
-              <w:bCs/>
-              <w:sz w:val="20"/>
-              <w:szCs w:val="20"/>
-            </w:rPr>
-            <w:t xml:space="preserve"> not always: 항상 ~인 것은 아니다 (부분 부정)</w:t>
-          </w:r>
-          <w:r>
-            <w:rPr>
-              <w:b/>
-              <w:bCs/>
-              <w:color w:val="1F3864"/>
-              <w:sz w:val="18"/>
-              <w:szCs w:val="18"/>
-            </w:rPr>
-            <w:t xml:space="preserve"> [9번 문장]</w:t>
-          </w:r>
-          <w:r>
-            <w:rPr>
-              <w:b/>
-              <w:bCs/>
-              <w:sz w:val="20"/>
-              <w:szCs w:val="20"/>
-            </w:rPr>
-            <w:t xml:space="preserve">:  </w:t>
-          </w:r>
-          <w:r>
-            <w:rPr>
-              <w:rFonts w:ascii="Times New Roman" w:eastAsia="Times New Roman" w:hAnsi="Times New Roman" w:cs="Times New Roman"/>
-              <w:sz w:val="20"/>
-              <w:szCs w:val="20"/>
-            </w:rPr>
-            <w:t xml:space="preserve">it doesn’t always mean that it is true</w:t>
-          </w:r>
-          <w:r>
-            <w:rPr>
-              <w:sz w:val="20"/>
-              <w:szCs w:val="20"/>
-            </w:rPr>
-            <w:t xml:space="preserve"> — 공식: not always — 항상 ~인 것은 아니다(부분 부정). it = 그것(어떤 것이 사실이기를 원하는 것), doesn’t always mean = 항상 의미하는 것은 아니다, that it is true = 그것(사실이기를 원하는 어떤 것)이 사실이라는 것. → 그것이 항상 그것이 사실이라는 것을 의미하는 것은 아니다. ‘절대 아니다’가 아니라 ‘늘 그런 것은 아니다’라는 뜻이다.</w:t>
-          </w:r>
-        </w:p>
-        <w:p>
-          <w:pPr>
-            <w:keepNext w:val="0"/>
-            <w:keepLines/>
-            <w:spacing w:line="286" w:lineRule="exact" w:before="30" w:after="120"/>
-          </w:pPr>
-          <w:r>
-            <w:rPr>
-              <w:rFonts w:ascii="맑은 고딕" w:hAnsi="맑은 고딕" w:eastAsia="맑은 고딕" w:cs="맑은 고딕" w:hint="eastAsia"/>
-              <w:b/>
-              <w:bCs/>
-              <w:sz w:val="20"/>
-              <w:szCs w:val="20"/>
-            </w:rPr>
-            <w:t xml:space="preserve">④</w:t>
           </w:r>
           <w:r>
             <w:rPr>

--- a/결과물/출고_FR_20260929/혼공독해교재_공통영어2_YBM(박)_1과FurtherReading_02_지문분석지.docx
+++ b/결과물/출고_FR_20260929/혼공독해교재_공통영어2_YBM(박)_1과FurtherReading_02_지문분석지.docx
@@ -1685,71 +1685,7 @@
               <w:bCs w:val="0"/>
               <w:color w:val="000000"/>
             </w:rPr>
-            <w:t xml:space="preserve">making collaboration</w:t>
-          </w:r>
-          <w:r>
-            <w:rPr>
-              <w:rFonts w:ascii="Times New Roman" w:eastAsia="Times New Roman" w:hAnsi="Times New Roman" w:cs="Times New Roman"/>
-              <w:color w:val="BBBBBB"/>
-              <w:sz w:val="20"/>
-              <w:szCs w:val="20"/>
-            </w:rPr>
-            <w:t xml:space="preserve"> / </w:t>
-          </w:r>
-          <w:r>
-            <w:rPr>
-              <w:rFonts w:ascii="Times New Roman" w:eastAsia="Times New Roman" w:hAnsi="Times New Roman" w:cs="Times New Roman"/>
-              <w:b/>
-              <w:bCs/>
-              <w:color w:val="666666"/>
-              <w:sz w:val="20"/>
-              <w:szCs w:val="20"/>
-              <w:vertAlign w:val="superscript"/>
-            </w:rPr>
-            <w:t xml:space="preserve">4</w:t>
-          </w:r>
-          <w:r>
-            <w:rPr>
-              <w:rFonts w:ascii="Times New Roman" w:eastAsia="Times New Roman" w:hAnsi="Times New Roman" w:cs="Times New Roman"/>
-              <w:sz w:val="20"/>
-              <w:szCs w:val="20"/>
-              <w:b w:val="0"/>
-              <w:bCs w:val="0"/>
-              <w:color w:val="000000"/>
-            </w:rPr>
-            <w:t xml:space="preserve">on common issues</w:t>
-          </w:r>
-          <w:r>
-            <w:rPr>
-              <w:rFonts w:ascii="Times New Roman" w:eastAsia="Times New Roman" w:hAnsi="Times New Roman" w:cs="Times New Roman"/>
-              <w:color w:val="BBBBBB"/>
-              <w:sz w:val="20"/>
-              <w:szCs w:val="20"/>
-            </w:rPr>
-            <w:t xml:space="preserve"> / </w:t>
-          </w:r>
-          <w:r>
-            <w:rPr>
-              <w:rFonts w:ascii="Times New Roman" w:eastAsia="Times New Roman" w:hAnsi="Times New Roman" w:cs="Times New Roman"/>
-              <w:b/>
-              <w:bCs/>
-              <w:color w:val="666666"/>
-              <w:sz w:val="20"/>
-              <w:szCs w:val="20"/>
-              <w:vertAlign w:val="superscript"/>
-            </w:rPr>
-            <w:t xml:space="preserve">5</w:t>
-          </w:r>
-          <w:r>
-            <w:rPr>
-              <w:rFonts w:ascii="Times New Roman" w:eastAsia="Times New Roman" w:hAnsi="Times New Roman" w:cs="Times New Roman"/>
-              <w:sz w:val="20"/>
-              <w:szCs w:val="20"/>
-              <w:b w:val="0"/>
-              <w:bCs w:val="0"/>
-              <w:color w:val="000000"/>
-            </w:rPr>
-            <w:t xml:space="preserve">challenging.</w:t>
+            <w:t xml:space="preserve">making collaboration on common issues challenging.</w:t>
           </w:r>
         </w:p>
         <w:p>
@@ -1830,61 +1766,7 @@
               <w:sz w:val="17"/>
               <w:szCs w:val="17"/>
             </w:rPr>
-            <w:t xml:space="preserve">협력을 만들면서</w:t>
-          </w:r>
-          <w:r>
-            <w:rPr>
-              <w:color w:val="BBBBBB"/>
-              <w:sz w:val="17"/>
-              <w:szCs w:val="17"/>
-            </w:rPr>
-            <w:t xml:space="preserve"> / </w:t>
-          </w:r>
-          <w:r>
-            <w:rPr>
-              <w:b/>
-              <w:bCs/>
-              <w:color w:val="666666"/>
-              <w:sz w:val="18"/>
-              <w:szCs w:val="18"/>
-              <w:vertAlign w:val="superscript"/>
-            </w:rPr>
-            <w:t xml:space="preserve">4</w:t>
-          </w:r>
-          <w:r>
-            <w:rPr>
-              <w:color w:val="333333"/>
-              <w:sz w:val="17"/>
-              <w:szCs w:val="17"/>
-            </w:rPr>
-            <w:t xml:space="preserve">공통 문제들에 대한</w:t>
-          </w:r>
-          <w:r>
-            <w:rPr>
-              <w:color w:val="BBBBBB"/>
-              <w:sz w:val="17"/>
-              <w:szCs w:val="17"/>
-            </w:rPr>
-            <w:t xml:space="preserve"> / </w:t>
-          </w:r>
-          <w:r>
-            <w:rPr>
-              <w:b/>
-              <w:bCs/>
-              <w:color w:val="666666"/>
-              <w:sz w:val="18"/>
-              <w:szCs w:val="18"/>
-              <w:vertAlign w:val="superscript"/>
-            </w:rPr>
-            <w:t xml:space="preserve">5</w:t>
-          </w:r>
-          <w:r>
-            <w:rPr>
-              <w:color w:val="333333"/>
-              <w:sz w:val="17"/>
-              <w:szCs w:val="17"/>
-            </w:rPr>
-            <w:t xml:space="preserve">어렵게.</w:t>
+            <w:t xml:space="preserve">공통 문제들에 대한 협력을 어렵게 만들면서.</w:t>
           </w:r>
         </w:p>
         <w:p>
